--- a/a7/packages/A7 Unit 3 - Exponents and Scientific Notation/Lessons/3.T2/A7 3.T2 Negative Exponents with Variable Bases - Lesson Plan.docx
+++ b/a7/packages/A7 Unit 3 - Exponents and Scientific Notation/Lessons/3.T2/A7 3.T2 Negative Exponents with Variable Bases - Lesson Plan.docx
@@ -1623,7 +1623,7 @@
                 <w:color w:val="1A1A1A"/>
                 <w:sz w:val="19"/>
               </w:rPr>
-              <w:t>Post the target; say the 'today' line and nothing else yet.</w:t>
+              <w:t>Post the target; say the one line the Teacher's Edition gives for it, and nothing else yet.</w:t>
             </w:r>
           </w:p>
         </w:tc>

--- a/a7/packages/A7 Unit 3 - Exponents and Scientific Notation/Lessons/3.T2/A7 3.T2 Negative Exponents with Variable Bases - Lesson Plan.docx
+++ b/a7/packages/A7 Unit 3 - Exponents and Scientific Notation/Lessons/3.T2/A7 3.T2 Negative Exponents with Variable Bases - Lesson Plan.docx
@@ -1154,7 +1154,7 @@
                 <w:color w:val="1A1A1A"/>
                 <w:sz w:val="20"/>
               </w:rPr>
-              <w:t>Board 6 — when the room splits over whether the 2 gets squared, the sixty-second re-vote before the reveal.</w:t>
+              <w:t>Board 6 — when the room splits over whether the 3 gets squared, the sixty-second re-vote before the reveal.</w:t>
             </w:r>
           </w:p>
         </w:tc>
@@ -3766,7 +3766,7 @@
             <w:r>
               <w:drawing>
                 <wp:inline xmlns:a="http://schemas.openxmlformats.org/drawingml/2006/main" xmlns:pic="http://schemas.openxmlformats.org/drawingml/2006/picture">
-                  <wp:extent cx="222504" cy="143256"/>
+                  <wp:extent cx="219456" cy="143256"/>
                   <wp:docPr id="1" name="Picture 1"/>
                   <wp:cNvGraphicFramePr>
                     <a:graphicFrameLocks noChangeAspect="1"/>
@@ -3775,7 +3775,7 @@
                     <a:graphicData uri="http://schemas.openxmlformats.org/drawingml/2006/picture">
                       <pic:pic>
                         <pic:nvPicPr>
-                          <pic:cNvPr id="0" name="5cab12d11e35c0ca.png"/>
+                          <pic:cNvPr id="0" name="fd16cbf7ea6caf9f.png"/>
                           <pic:cNvPicPr/>
                         </pic:nvPicPr>
                         <pic:blipFill>
@@ -3787,7 +3787,7 @@
                         <pic:spPr>
                           <a:xfrm>
                             <a:off x="0" y="0"/>
-                            <a:ext cx="222504" cy="143256"/>
+                            <a:ext cx="219456" cy="143256"/>
                           </a:xfrm>
                           <a:prstGeom prst="rect"/>
                         </pic:spPr>
@@ -3831,7 +3831,7 @@
                     <a:graphicData uri="http://schemas.openxmlformats.org/drawingml/2006/picture">
                       <pic:pic>
                         <pic:nvPicPr>
-                          <pic:cNvPr id="0" name="e0cf990bbff151f0.png"/>
+                          <pic:cNvPr id="0" name="23a46994e8d4d391.png"/>
                           <pic:cNvPicPr/>
                         </pic:nvPicPr>
                         <pic:blipFill>
@@ -3892,7 +3892,7 @@
                 <w:sz w:val="18"/>
                 <w:vertAlign w:val="superscript"/>
               </w:rPr>
-              <w:t>4</w:t>
+              <w:t>8</w:t>
             </w:r>
             <w:r>
               <w:rPr>
@@ -3901,7 +3901,7 @@
                 <w:color w:val="1A1A1A"/>
                 <w:sz w:val="18"/>
               </w:rPr>
-              <w:t xml:space="preserve"> — negative exponent read as a negative expression [B1G-M 8.AR.1.1 misconception: negative exponents]; −4x — exponent multiplied into the base</w:t>
+              <w:t xml:space="preserve"> — negative exponent read as a negative expression [B1G-M 8.AR.1.1 misconception: negative exponents]; −8x — exponent multiplied into the base</w:t>
             </w:r>
           </w:p>
         </w:tc>
@@ -4166,7 +4166,7 @@
                 <w:color w:val="1A1A1A"/>
                 <w:sz w:val="18"/>
               </w:rPr>
-              <w:t>The brightness of a lamp from x meters away is 3x</w:t>
+              <w:t>The brightness of a lamp from x meters away is 5x</w:t>
             </w:r>
             <w:r>
               <w:rPr>
@@ -4185,7 +4185,7 @@
                 <w:color w:val="1A1A1A"/>
                 <w:sz w:val="18"/>
               </w:rPr>
-              <w:t xml:space="preserve"> units. The lamp is 15 centimeters tall. How bright is the lamp from 2 meters away?</w:t>
+              <w:t xml:space="preserve"> units. The lamp is 15 centimeters tall. How bright is the lamp from 3 meters away?</w:t>
             </w:r>
           </w:p>
         </w:tc>
@@ -4221,7 +4221,7 @@
                     <a:graphicData uri="http://schemas.openxmlformats.org/drawingml/2006/picture">
                       <pic:pic>
                         <pic:nvPicPr>
-                          <pic:cNvPr id="0" name="aa890d4b04dd4f01.png"/>
+                          <pic:cNvPr id="0" name="1dea83cad5744175.png"/>
                           <pic:cNvPicPr/>
                         </pic:nvPicPr>
                         <pic:blipFill>
@@ -4272,7 +4272,7 @@
                 <w:color w:val="1A1A1A"/>
                 <w:sz w:val="18"/>
               </w:rPr>
-              <w:t>1/12 — the coefficient was moved down with the variable [8.AR.1.1: a negative exponent applies only to its own base]; 12 — the minus on the exponent was dropped, 3 · 2</w:t>
+              <w:t>1/45 — the coefficient was moved down with the variable [8.AR.1.1: a negative exponent applies only to its own base]; 45 — the minus on the exponent was dropped, 5 · 3</w:t>
             </w:r>
             <w:r>
               <w:rPr>
@@ -4291,7 +4291,7 @@
                 <w:color w:val="1A1A1A"/>
                 <w:sz w:val="18"/>
               </w:rPr>
-              <w:t>; −12 — negative exponent read as a negative value [B1G-M 8.NSO.1.3: −b vs b</w:t>
+              <w:t>; −45 — negative exponent read as a negative value [B1G-M 8.NSO.1.3: −b vs b</w:t>
             </w:r>
             <w:r>
               <w:rPr>
@@ -4373,7 +4373,7 @@
             <w:r>
               <w:drawing>
                 <wp:inline xmlns:a="http://schemas.openxmlformats.org/drawingml/2006/main" xmlns:pic="http://schemas.openxmlformats.org/drawingml/2006/picture">
-                  <wp:extent cx="441960" cy="173736"/>
+                  <wp:extent cx="478536" cy="173736"/>
                   <wp:docPr id="6" name="Picture 6"/>
                   <wp:cNvGraphicFramePr>
                     <a:graphicFrameLocks noChangeAspect="1"/>
@@ -4382,7 +4382,7 @@
                     <a:graphicData uri="http://schemas.openxmlformats.org/drawingml/2006/picture">
                       <pic:pic>
                         <pic:nvPicPr>
-                          <pic:cNvPr id="0" name="bedbc8b0a4469206.png"/>
+                          <pic:cNvPr id="0" name="0601c29ba021c552.png"/>
                           <pic:cNvPicPr/>
                         </pic:nvPicPr>
                         <pic:blipFill>
@@ -4394,7 +4394,7 @@
                         <pic:spPr>
                           <a:xfrm>
                             <a:off x="0" y="0"/>
-                            <a:ext cx="441960" cy="173736"/>
+                            <a:ext cx="478536" cy="173736"/>
                           </a:xfrm>
                           <a:prstGeom prst="rect"/>
                         </pic:spPr>
@@ -4429,7 +4429,7 @@
             <w:r>
               <w:drawing>
                 <wp:inline xmlns:a="http://schemas.openxmlformats.org/drawingml/2006/main" xmlns:pic="http://schemas.openxmlformats.org/drawingml/2006/picture">
-                  <wp:extent cx="210312" cy="252984"/>
+                  <wp:extent cx="237744" cy="252984"/>
                   <wp:docPr id="7" name="Picture 7"/>
                   <wp:cNvGraphicFramePr>
                     <a:graphicFrameLocks noChangeAspect="1"/>
@@ -4438,7 +4438,7 @@
                     <a:graphicData uri="http://schemas.openxmlformats.org/drawingml/2006/picture">
                       <pic:pic>
                         <pic:nvPicPr>
-                          <pic:cNvPr id="0" name="9caf1de39768a791.png"/>
+                          <pic:cNvPr id="0" name="b10578642a9a19b8.png"/>
                           <pic:cNvPicPr/>
                         </pic:nvPicPr>
                         <pic:blipFill>
@@ -4450,7 +4450,7 @@
                         <pic:spPr>
                           <a:xfrm>
                             <a:off x="0" y="0"/>
-                            <a:ext cx="210312" cy="252984"/>
+                            <a:ext cx="237744" cy="252984"/>
                           </a:xfrm>
                           <a:prstGeom prst="rect"/>
                         </pic:spPr>
@@ -4489,7 +4489,26 @@
                 <w:color w:val="1A1A1A"/>
                 <w:sz w:val="18"/>
               </w:rPr>
-              <w:t>1/(yz)</w:t>
+              <w:t>1/(pq)</w:t>
+            </w:r>
+            <w:r>
+              <w:rPr>
+                <w:b w:val="0"/>
+                <w:i w:val="0"/>
+                <w:color w:val="1A1A1A"/>
+                <w:sz w:val="18"/>
+                <w:vertAlign w:val="superscript"/>
+              </w:rPr>
+              <w:t>9</w:t>
+            </w:r>
+            <w:r>
+              <w:rPr>
+                <w:b w:val="0"/>
+                <w:i w:val="0"/>
+                <w:color w:val="1A1A1A"/>
+                <w:sz w:val="18"/>
+              </w:rPr>
+              <w:t xml:space="preserve"> — exponents on different bases were added [8.AR.1.1: like bases only]; −p</w:t>
             </w:r>
             <w:r>
               <w:rPr>
@@ -4508,7 +4527,7 @@
                 <w:color w:val="1A1A1A"/>
                 <w:sz w:val="18"/>
               </w:rPr>
-              <w:t xml:space="preserve"> — exponents on different bases were added [8.AR.1.1: like bases only]; −y</w:t>
+              <w:t>q</w:t>
             </w:r>
             <w:r>
               <w:rPr>
@@ -4518,26 +4537,7 @@
                 <w:sz w:val="18"/>
                 <w:vertAlign w:val="superscript"/>
               </w:rPr>
-              <w:t>3</w:t>
-            </w:r>
-            <w:r>
-              <w:rPr>
-                <w:b w:val="0"/>
-                <w:i w:val="0"/>
-                <w:color w:val="1A1A1A"/>
-                <w:sz w:val="18"/>
-              </w:rPr>
-              <w:t>z</w:t>
-            </w:r>
-            <w:r>
-              <w:rPr>
-                <w:b w:val="0"/>
-                <w:i w:val="0"/>
-                <w:color w:val="1A1A1A"/>
-                <w:sz w:val="18"/>
-                <w:vertAlign w:val="superscript"/>
-              </w:rPr>
-              <w:t>4</w:t>
+              <w:t>2</w:t>
             </w:r>
             <w:r>
               <w:rPr>
@@ -4609,7 +4609,7 @@
             <w:r>
               <w:drawing>
                 <wp:inline xmlns:a="http://schemas.openxmlformats.org/drawingml/2006/main" xmlns:pic="http://schemas.openxmlformats.org/drawingml/2006/picture">
-                  <wp:extent cx="466344" cy="143256"/>
+                  <wp:extent cx="524256" cy="143256"/>
                   <wp:docPr id="8" name="Picture 8"/>
                   <wp:cNvGraphicFramePr>
                     <a:graphicFrameLocks noChangeAspect="1"/>
@@ -4618,7 +4618,7 @@
                     <a:graphicData uri="http://schemas.openxmlformats.org/drawingml/2006/picture">
                       <pic:pic>
                         <pic:nvPicPr>
-                          <pic:cNvPr id="0" name="b55a0bed06a738d7.png"/>
+                          <pic:cNvPr id="0" name="6d13b902a1fc39d7.png"/>
                           <pic:cNvPicPr/>
                         </pic:nvPicPr>
                         <pic:blipFill>
@@ -4630,7 +4630,7 @@
                         <pic:spPr>
                           <a:xfrm>
                             <a:off x="0" y="0"/>
-                            <a:ext cx="466344" cy="143256"/>
+                            <a:ext cx="524256" cy="143256"/>
                           </a:xfrm>
                           <a:prstGeom prst="rect"/>
                         </pic:spPr>
@@ -4688,7 +4688,7 @@
                 <w:sz w:val="18"/>
                 <w:vertAlign w:val="superscript"/>
               </w:rPr>
-              <w:t>2</w:t>
+              <w:t>11</w:t>
             </w:r>
           </w:p>
         </w:tc>
@@ -4729,7 +4729,7 @@
                 <w:sz w:val="18"/>
                 <w:vertAlign w:val="superscript"/>
               </w:rPr>
-              <w:t>-2</w:t>
+              <w:t>-11</w:t>
             </w:r>
             <w:r>
               <w:rPr>
@@ -4748,7 +4748,7 @@
                 <w:sz w:val="18"/>
                 <w:vertAlign w:val="superscript"/>
               </w:rPr>
-              <w:t>2</w:t>
+              <w:t>11</w:t>
             </w:r>
             <w:r>
               <w:rPr>
@@ -4757,7 +4757,7 @@
                 <w:color w:val="1A1A1A"/>
                 <w:sz w:val="18"/>
               </w:rPr>
-              <w:t xml:space="preserve"> [B1G-M 8.AR.1.1 misconception: negative exponents]; (B) 4 · (−6) — multiplied the exponents [power of a power confused with a product]; (D) 4 − (−6) — subtracted instead of adding a negative [product law: add the exponents]</w:t>
+              <w:t xml:space="preserve"> [B1G-M 8.AR.1.1 misconception: negative exponents]; (B) 3 · (−14) — multiplied the exponents [power of a power confused with a product]; (D) 3 − (−14) — subtracted instead of adding a negative [product law: add the exponents]</w:t>
             </w:r>
           </w:p>
         </w:tc>
@@ -4829,7 +4829,7 @@
                     <a:graphicData uri="http://schemas.openxmlformats.org/drawingml/2006/picture">
                       <pic:pic>
                         <pic:nvPicPr>
-                          <pic:cNvPr id="0" name="adbd9aaaa86dceb4.png"/>
+                          <pic:cNvPr id="0" name="d721706c3edd650e.png"/>
                           <pic:cNvPicPr/>
                         </pic:nvPicPr>
                         <pic:blipFill>
@@ -4889,7 +4889,7 @@
                 <w:color w:val="9E1B32"/>
                 <w:sz w:val="18"/>
               </w:rPr>
-              <w:t>D — 4/x</w:t>
+              <w:t>D — 9/x</w:t>
             </w:r>
             <w:r>
               <w:rPr>
@@ -4899,7 +4899,7 @@
                 <w:sz w:val="18"/>
                 <w:vertAlign w:val="superscript"/>
               </w:rPr>
-              <w:t>6</w:t>
+              <w:t>10</w:t>
             </w:r>
           </w:p>
         </w:tc>
@@ -4930,7 +4930,7 @@
                 <w:color w:val="1A1A1A"/>
                 <w:sz w:val="18"/>
               </w:rPr>
-              <w:t>(A) −3 + 2 = −1 instead of −3 · 2 [power of a power confused with a product of powers]; (B) the coefficient was moved below the bar with the x [8.AR.1.1: a negative exponent applies only to its own base]; (C) the coefficient was not squared [8.AR.1.1: power of a product]</w:t>
+              <w:t>(A) −5 + 2 = −3 instead of −5 · 2 [power of a power confused with a product of powers]; (B) the coefficient was moved below the bar with the x [8.AR.1.1: a negative exponent applies only to its own base]; (C) the coefficient was not squared [8.AR.1.1: power of a product]</w:t>
             </w:r>
           </w:p>
         </w:tc>
@@ -4993,7 +4993,7 @@
             <w:r>
               <w:drawing>
                 <wp:inline xmlns:a="http://schemas.openxmlformats.org/drawingml/2006/main" xmlns:pic="http://schemas.openxmlformats.org/drawingml/2006/picture">
-                  <wp:extent cx="140208" cy="246888"/>
+                  <wp:extent cx="155448" cy="246888"/>
                   <wp:docPr id="10" name="Picture 10"/>
                   <wp:cNvGraphicFramePr>
                     <a:graphicFrameLocks noChangeAspect="1"/>
@@ -5002,7 +5002,7 @@
                     <a:graphicData uri="http://schemas.openxmlformats.org/drawingml/2006/picture">
                       <pic:pic>
                         <pic:nvPicPr>
-                          <pic:cNvPr id="0" name="365f35e6a1ce33da.png"/>
+                          <pic:cNvPr id="0" name="97b710ac1407d3a8.png"/>
                           <pic:cNvPicPr/>
                         </pic:nvPicPr>
                         <pic:blipFill>
@@ -5014,7 +5014,7 @@
                         <pic:spPr>
                           <a:xfrm>
                             <a:off x="0" y="0"/>
-                            <a:ext cx="140208" cy="246888"/>
+                            <a:ext cx="155448" cy="246888"/>
                           </a:xfrm>
                           <a:prstGeom prst="rect"/>
                         </pic:spPr>
@@ -5049,7 +5049,7 @@
             <w:r>
               <w:drawing>
                 <wp:inline xmlns:a="http://schemas.openxmlformats.org/drawingml/2006/main" xmlns:pic="http://schemas.openxmlformats.org/drawingml/2006/picture">
-                  <wp:extent cx="140208" cy="228600"/>
+                  <wp:extent cx="115824" cy="228600"/>
                   <wp:docPr id="11" name="Picture 11"/>
                   <wp:cNvGraphicFramePr>
                     <a:graphicFrameLocks noChangeAspect="1"/>
@@ -5058,7 +5058,7 @@
                     <a:graphicData uri="http://schemas.openxmlformats.org/drawingml/2006/picture">
                       <pic:pic>
                         <pic:nvPicPr>
-                          <pic:cNvPr id="0" name="78ab636b13a71a30.png"/>
+                          <pic:cNvPr id="0" name="c374c9ffcb688ab3.png"/>
                           <pic:cNvPicPr/>
                         </pic:nvPicPr>
                         <pic:blipFill>
@@ -5070,7 +5070,7 @@
                         <pic:spPr>
                           <a:xfrm>
                             <a:off x="0" y="0"/>
-                            <a:ext cx="140208" cy="228600"/>
+                            <a:ext cx="115824" cy="228600"/>
                           </a:xfrm>
                           <a:prstGeom prst="rect"/>
                         </pic:spPr>
@@ -5109,7 +5109,7 @@
                 <w:color w:val="1A1A1A"/>
                 <w:sz w:val="18"/>
               </w:rPr>
-              <w:t>m</w:t>
+              <w:t>a</w:t>
             </w:r>
             <w:r>
               <w:rPr>
@@ -5119,7 +5119,7 @@
                 <w:sz w:val="18"/>
                 <w:vertAlign w:val="superscript"/>
               </w:rPr>
-              <w:t>4</w:t>
+              <w:t>9</w:t>
             </w:r>
             <w:r>
               <w:rPr>
@@ -5128,7 +5128,7 @@
                 <w:color w:val="1A1A1A"/>
                 <w:sz w:val="18"/>
               </w:rPr>
-              <w:t xml:space="preserve"> — 7 − 3 instead of 3 − 7 [quotient law: top minus bottom]; m</w:t>
+              <w:t xml:space="preserve"> — 11 − 2 instead of 2 − 11 [quotient law: top minus bottom]; a</w:t>
             </w:r>
             <w:r>
               <w:rPr>
@@ -5138,7 +5138,7 @@
                 <w:sz w:val="18"/>
                 <w:vertAlign w:val="superscript"/>
               </w:rPr>
-              <w:t>-4</w:t>
+              <w:t>-9</w:t>
             </w:r>
             <w:r>
               <w:rPr>
@@ -5430,7 +5430,7 @@
                 <w:sz w:val="18"/>
                 <w:vertAlign w:val="superscript"/>
               </w:rPr>
-              <w:t>3</w:t>
+              <w:t>5</w:t>
             </w:r>
             <w:r>
               <w:rPr>
@@ -5449,7 +5449,7 @@
                 <w:sz w:val="18"/>
                 <w:vertAlign w:val="superscript"/>
               </w:rPr>
-              <w:t>-3</w:t>
+              <w:t>-5</w:t>
             </w:r>
             <w:r>
               <w:rPr>
@@ -5499,7 +5499,7 @@
                 <w:sz w:val="18"/>
                 <w:vertAlign w:val="superscript"/>
               </w:rPr>
-              <w:t>-3</w:t>
+              <w:t>-5</w:t>
             </w:r>
             <w:r>
               <w:rPr>
@@ -5518,7 +5518,7 @@
                 <w:sz w:val="18"/>
                 <w:vertAlign w:val="superscript"/>
               </w:rPr>
-              <w:t>3</w:t>
+              <w:t>5</w:t>
             </w:r>
             <w:r>
               <w:rPr>
@@ -5537,7 +5537,7 @@
                 <w:sz w:val="18"/>
                 <w:vertAlign w:val="superscript"/>
               </w:rPr>
-              <w:t>3</w:t>
+              <w:t>5</w:t>
             </w:r>
             <w:r>
               <w:rPr>
@@ -5546,7 +5546,7 @@
                 <w:color w:val="9E1B32"/>
                 <w:sz w:val="18"/>
               </w:rPr>
-              <w:t xml:space="preserve"> = 8 and x</w:t>
+              <w:t xml:space="preserve"> = 32 and x</w:t>
             </w:r>
             <w:r>
               <w:rPr>
@@ -5556,7 +5556,7 @@
                 <w:sz w:val="18"/>
                 <w:vertAlign w:val="superscript"/>
               </w:rPr>
-              <w:t>-3</w:t>
+              <w:t>-5</w:t>
             </w:r>
             <w:r>
               <w:rPr>
@@ -5565,7 +5565,7 @@
                 <w:color w:val="9E1B32"/>
                 <w:sz w:val="18"/>
               </w:rPr>
-              <w:t xml:space="preserve"> = 1/8.</w:t>
+              <w:t xml:space="preserve"> = 1/32.</w:t>
             </w:r>
           </w:p>
         </w:tc>
@@ -5606,7 +5606,7 @@
                 <w:sz w:val="18"/>
                 <w:vertAlign w:val="superscript"/>
               </w:rPr>
-              <w:t>-3</w:t>
+              <w:t>-5</w:t>
             </w:r>
             <w:r>
               <w:rPr>
@@ -5615,7 +5615,7 @@
                 <w:color w:val="1A1A1A"/>
                 <w:sz w:val="18"/>
               </w:rPr>
-              <w:t xml:space="preserve"> = −8' or 'they are opposites' — negative exponent read as a negative [B1G-M 8.AR.1.1 misconception: negative exponents]; '−6' — exponent multiplied into the base</w:t>
+              <w:t xml:space="preserve"> = −32' or 'they are opposites' — negative exponent read as a negative [B1G-M 8.AR.1.1 misconception: negative exponents]; '−10' — exponent multiplied into the base</w:t>
             </w:r>
           </w:p>
         </w:tc>
@@ -5957,7 +5957,7 @@
                 <w:sz w:val="21"/>
                 <w:vertAlign w:val="superscript"/>
               </w:rPr>
-              <w:t>-3</w:t>
+              <w:t>-5</w:t>
             </w:r>
             <w:r>
               <w:rPr>
@@ -5976,7 +5976,7 @@
                 <w:sz w:val="21"/>
                 <w:vertAlign w:val="superscript"/>
               </w:rPr>
-              <w:t>3</w:t>
+              <w:t>5</w:t>
             </w:r>
             <w:r>
               <w:rPr>

--- a/a7/packages/A7 Unit 3 - Exponents and Scientific Notation/Lessons/3.T2/A7 3.T2 Negative Exponents with Variable Bases - Lesson Plan.docx
+++ b/a7/packages/A7 Unit 3 - Exponents and Scientific Notation/Lessons/3.T2/A7 3.T2 Negative Exponents with Variable Bases - Lesson Plan.docx
@@ -3964,7 +3964,7 @@
             <w:r>
               <w:drawing>
                 <wp:inline xmlns:a="http://schemas.openxmlformats.org/drawingml/2006/main" xmlns:pic="http://schemas.openxmlformats.org/drawingml/2006/picture">
-                  <wp:extent cx="170688" cy="256032"/>
+                  <wp:extent cx="170688" cy="252984"/>
                   <wp:docPr id="3" name="Picture 3"/>
                   <wp:cNvGraphicFramePr>
                     <a:graphicFrameLocks noChangeAspect="1"/>
@@ -3973,7 +3973,7 @@
                     <a:graphicData uri="http://schemas.openxmlformats.org/drawingml/2006/picture">
                       <pic:pic>
                         <pic:nvPicPr>
-                          <pic:cNvPr id="0" name="e26268e6017be6d0.png"/>
+                          <pic:cNvPr id="0" name="1289bf3ff5d3ad71.png"/>
                           <pic:cNvPicPr/>
                         </pic:nvPicPr>
                         <pic:blipFill>
@@ -3985,7 +3985,7 @@
                         <pic:spPr>
                           <a:xfrm>
                             <a:off x="0" y="0"/>
-                            <a:ext cx="170688" cy="256032"/>
+                            <a:ext cx="170688" cy="252984"/>
                           </a:xfrm>
                           <a:prstGeom prst="rect"/>
                         </pic:spPr>
@@ -4020,7 +4020,7 @@
             <w:r>
               <w:drawing>
                 <wp:inline xmlns:a="http://schemas.openxmlformats.org/drawingml/2006/main" xmlns:pic="http://schemas.openxmlformats.org/drawingml/2006/picture">
-                  <wp:extent cx="140208" cy="173736"/>
+                  <wp:extent cx="143256" cy="173736"/>
                   <wp:docPr id="4" name="Picture 4"/>
                   <wp:cNvGraphicFramePr>
                     <a:graphicFrameLocks noChangeAspect="1"/>
@@ -4029,7 +4029,7 @@
                     <a:graphicData uri="http://schemas.openxmlformats.org/drawingml/2006/picture">
                       <pic:pic>
                         <pic:nvPicPr>
-                          <pic:cNvPr id="0" name="739a6520aa8d38b7.png"/>
+                          <pic:cNvPr id="0" name="f49b3411c5a388c0.png"/>
                           <pic:cNvPicPr/>
                         </pic:nvPicPr>
                         <pic:blipFill>
@@ -4041,7 +4041,7 @@
                         <pic:spPr>
                           <a:xfrm>
                             <a:off x="0" y="0"/>
-                            <a:ext cx="140208" cy="173736"/>
+                            <a:ext cx="143256" cy="173736"/>
                           </a:xfrm>
                           <a:prstGeom prst="rect"/>
                         </pic:spPr>
@@ -4090,7 +4090,7 @@
                 <w:sz w:val="18"/>
                 <w:vertAlign w:val="superscript"/>
               </w:rPr>
-              <w:t>5</w:t>
+              <w:t>9</w:t>
             </w:r>
             <w:r>
               <w:rPr>
